--- a/briefings/线口监测午报-2026-08-23.docx
+++ b/briefings/线口监测午报-2026-08-23.docx
@@ -22,7 +22,7 @@
           <w:color w:val="888888"/>
           <w:sz w:val="18"/>
         </w:rPr>
-        <w:t>监测窗口:近48小时 | 生成时间:2026-08-23 12:02</w:t>
+        <w:t>监测窗口:近48小时 | 生成时间:2026-08-23 15:59</w:t>
       </w:r>
     </w:p>
     <w:p>
@@ -70,6 +70,261 @@
           <w:color w:val="888888"/>
           <w:sz w:val="24"/>
         </w:rPr>
+        <w:t>亿万投资人马克 · 库班：医生应该教患者如何用 AI 来辅助治疗</w:t>
+      </w:r>
+    </w:p>
+    <w:p>
+      <w:r>
+        <w:rPr>
+          <w:rFonts w:ascii="Times New Roman" w:hAnsi="Times New Roman" w:eastAsia="宋体"/>
+          <w:color w:val="888888"/>
+          <w:sz w:val="18"/>
+        </w:rPr>
+        <w:t>来源:IT之家 | 时间:08-23 15:11</w:t>
+      </w:r>
+    </w:p>
+    <w:p>
+      <w:r>
+        <w:rPr>
+          <w:rFonts w:ascii="Times New Roman" w:hAnsi="Times New Roman" w:eastAsia="宋体"/>
+          <w:sz w:val="18"/>
+        </w:rPr>
+        <w:t>链接:</w:t>
+      </w:r>
+      <w:hyperlink r:id="rId9">
+        <w:r>
+          <w:rPr>
+            <w:color w:val="0563C1"/>
+            <w:u w:val="single"/>
+          </w:rPr>
+          <w:t>亿万投资人马克 · 库班：医生应该教患者如何用 AI 来辅助治疗</w:t>
+        </w:r>
+      </w:hyperlink>
+    </w:p>
+    <w:p>
+      <w:pPr>
+        <w:pStyle w:val="Heading3"/>
+      </w:pPr>
+      <w:r>
+        <w:rPr>
+          <w:rFonts w:ascii="Times New Roman" w:hAnsi="Times New Roman" w:eastAsia="黑体"/>
+          <w:b w:val="0"/>
+          <w:color w:val="888888"/>
+          <w:sz w:val="24"/>
+        </w:rPr>
+        <w:t>【C级·参考】</w:t>
+      </w:r>
+      <w:r>
+        <w:rPr>
+          <w:rFonts w:ascii="Times New Roman" w:hAnsi="Times New Roman" w:eastAsia="黑体"/>
+          <w:b w:val="0"/>
+          <w:color w:val="888888"/>
+          <w:sz w:val="24"/>
+        </w:rPr>
+        <w:t>《人类简史》作者赫拉利：现在就应抵制赋予 AI 权利</w:t>
+      </w:r>
+    </w:p>
+    <w:p>
+      <w:r>
+        <w:rPr>
+          <w:rFonts w:ascii="Times New Roman" w:hAnsi="Times New Roman" w:eastAsia="宋体"/>
+          <w:color w:val="888888"/>
+          <w:sz w:val="18"/>
+        </w:rPr>
+        <w:t>来源:IT之家 | 时间:08-23 14:54</w:t>
+      </w:r>
+    </w:p>
+    <w:p>
+      <w:r>
+        <w:rPr>
+          <w:rFonts w:ascii="Times New Roman" w:hAnsi="Times New Roman" w:eastAsia="宋体"/>
+          <w:sz w:val="18"/>
+        </w:rPr>
+        <w:t>链接:</w:t>
+      </w:r>
+      <w:hyperlink r:id="rId10">
+        <w:r>
+          <w:rPr>
+            <w:color w:val="0563C1"/>
+            <w:u w:val="single"/>
+          </w:rPr>
+          <w:t>《人类简史》作者赫拉利：现在就应抵制赋予 AI 权利</w:t>
+        </w:r>
+      </w:hyperlink>
+    </w:p>
+    <w:p>
+      <w:pPr>
+        <w:pStyle w:val="Heading3"/>
+      </w:pPr>
+      <w:r>
+        <w:rPr>
+          <w:rFonts w:ascii="Times New Roman" w:hAnsi="Times New Roman" w:eastAsia="黑体"/>
+          <w:b w:val="0"/>
+          <w:color w:val="888888"/>
+          <w:sz w:val="24"/>
+        </w:rPr>
+        <w:t>【C级·参考】</w:t>
+      </w:r>
+      <w:r>
+        <w:rPr>
+          <w:rFonts w:ascii="Times New Roman" w:hAnsi="Times New Roman" w:eastAsia="黑体"/>
+          <w:b w:val="0"/>
+          <w:color w:val="888888"/>
+          <w:sz w:val="24"/>
+        </w:rPr>
+        <w:t>海尔发布全自主家用 AI 烹饪机器人“AI 厨天才”CR3：模仿大厨颠勺手法，蒸汽自清洁</w:t>
+      </w:r>
+    </w:p>
+    <w:p>
+      <w:r>
+        <w:rPr>
+          <w:rFonts w:ascii="Times New Roman" w:hAnsi="Times New Roman" w:eastAsia="宋体"/>
+          <w:color w:val="888888"/>
+          <w:sz w:val="18"/>
+        </w:rPr>
+        <w:t>来源:IT之家 | 时间:08-23 14:54</w:t>
+      </w:r>
+    </w:p>
+    <w:p>
+      <w:r>
+        <w:rPr>
+          <w:rFonts w:ascii="Times New Roman" w:hAnsi="Times New Roman" w:eastAsia="宋体"/>
+          <w:sz w:val="18"/>
+        </w:rPr>
+        <w:t>链接:</w:t>
+      </w:r>
+      <w:hyperlink r:id="rId11">
+        <w:r>
+          <w:rPr>
+            <w:color w:val="0563C1"/>
+            <w:u w:val="single"/>
+          </w:rPr>
+          <w:t>海尔发布全自主家用 AI 烹饪机器人“AI 厨天才”CR3：模仿大厨颠勺手法，蒸汽自清洁</w:t>
+        </w:r>
+      </w:hyperlink>
+    </w:p>
+    <w:p>
+      <w:pPr>
+        <w:pStyle w:val="Heading3"/>
+      </w:pPr>
+      <w:r>
+        <w:rPr>
+          <w:rFonts w:ascii="Times New Roman" w:hAnsi="Times New Roman" w:eastAsia="黑体"/>
+          <w:b w:val="0"/>
+          <w:color w:val="888888"/>
+          <w:sz w:val="24"/>
+        </w:rPr>
+        <w:t>【C级·参考】</w:t>
+      </w:r>
+      <w:r>
+        <w:rPr>
+          <w:rFonts w:ascii="Times New Roman" w:hAnsi="Times New Roman" w:eastAsia="黑体"/>
+          <w:b w:val="0"/>
+          <w:color w:val="888888"/>
+          <w:sz w:val="24"/>
+        </w:rPr>
+        <w:t>OpenAI 投资的美国 AI 公司转用中国开源模型，基于 Kimi K3 打造专属法律 AI 模型</w:t>
+      </w:r>
+    </w:p>
+    <w:p>
+      <w:r>
+        <w:rPr>
+          <w:rFonts w:ascii="Times New Roman" w:hAnsi="Times New Roman" w:eastAsia="宋体"/>
+          <w:color w:val="888888"/>
+          <w:sz w:val="18"/>
+        </w:rPr>
+        <w:t>来源:IT之家 | 时间:08-23 14:39</w:t>
+      </w:r>
+    </w:p>
+    <w:p>
+      <w:r>
+        <w:rPr>
+          <w:rFonts w:ascii="Times New Roman" w:hAnsi="Times New Roman" w:eastAsia="宋体"/>
+          <w:sz w:val="18"/>
+        </w:rPr>
+        <w:t>链接:</w:t>
+      </w:r>
+      <w:hyperlink r:id="rId12">
+        <w:r>
+          <w:rPr>
+            <w:color w:val="0563C1"/>
+            <w:u w:val="single"/>
+          </w:rPr>
+          <w:t>OpenAI 投资的美国 AI 公司转用中国开源模型，基于 Kimi K3 打造专属法律 AI 模型</w:t>
+        </w:r>
+      </w:hyperlink>
+    </w:p>
+    <w:p>
+      <w:pPr>
+        <w:pStyle w:val="Heading3"/>
+      </w:pPr>
+      <w:r>
+        <w:rPr>
+          <w:rFonts w:ascii="Times New Roman" w:hAnsi="Times New Roman" w:eastAsia="黑体"/>
+          <w:b w:val="0"/>
+          <w:color w:val="888888"/>
+          <w:sz w:val="24"/>
+        </w:rPr>
+        <w:t>【C级·参考】</w:t>
+      </w:r>
+      <w:r>
+        <w:rPr>
+          <w:rFonts w:ascii="Times New Roman" w:hAnsi="Times New Roman" w:eastAsia="黑体"/>
+          <w:b w:val="0"/>
+          <w:color w:val="888888"/>
+          <w:sz w:val="24"/>
+        </w:rPr>
+        <w:t>阿里拟配售 800 亿港元新股，全部投入 AI 建设</w:t>
+      </w:r>
+    </w:p>
+    <w:p>
+      <w:r>
+        <w:rPr>
+          <w:rFonts w:ascii="Times New Roman" w:hAnsi="Times New Roman" w:eastAsia="宋体"/>
+          <w:color w:val="888888"/>
+          <w:sz w:val="18"/>
+        </w:rPr>
+        <w:t>来源:IT之家 | 时间:08-23 14:24</w:t>
+      </w:r>
+    </w:p>
+    <w:p>
+      <w:r>
+        <w:rPr>
+          <w:rFonts w:ascii="Times New Roman" w:hAnsi="Times New Roman" w:eastAsia="宋体"/>
+          <w:sz w:val="18"/>
+        </w:rPr>
+        <w:t>链接:</w:t>
+      </w:r>
+      <w:hyperlink r:id="rId13">
+        <w:r>
+          <w:rPr>
+            <w:color w:val="0563C1"/>
+            <w:u w:val="single"/>
+          </w:rPr>
+          <w:t>阿里拟配售 800 亿港元新股，全部投入 AI 建设</w:t>
+        </w:r>
+      </w:hyperlink>
+    </w:p>
+    <w:p>
+      <w:pPr>
+        <w:pStyle w:val="Heading3"/>
+      </w:pPr>
+      <w:r>
+        <w:rPr>
+          <w:rFonts w:ascii="Times New Roman" w:hAnsi="Times New Roman" w:eastAsia="黑体"/>
+          <w:b w:val="0"/>
+          <w:color w:val="888888"/>
+          <w:sz w:val="24"/>
+        </w:rPr>
+        <w:t>【C级·参考】</w:t>
+      </w:r>
+      <w:r>
+        <w:rPr>
+          <w:rFonts w:ascii="Times New Roman" w:hAnsi="Times New Roman" w:eastAsia="黑体"/>
+          <w:b w:val="0"/>
+          <w:color w:val="888888"/>
+          <w:sz w:val="24"/>
+        </w:rPr>
         <w:t>壹号掌机 X2 Mini Pro 国行开售：AMD 锐龙 AI Max+ 388，日常价 17,599 元起</w:t>
       </w:r>
     </w:p>
@@ -91,7 +346,7 @@
         </w:rPr>
         <w:t>链接:</w:t>
       </w:r>
-      <w:hyperlink r:id="rId9">
+      <w:hyperlink r:id="rId14">
         <w:r>
           <w:rPr>
             <w:color w:val="0563C1"/>
@@ -142,7 +397,7 @@
         </w:rPr>
         <w:t>链接:</w:t>
       </w:r>
-      <w:hyperlink r:id="rId10">
+      <w:hyperlink r:id="rId15">
         <w:r>
           <w:rPr>
             <w:color w:val="0563C1"/>
@@ -193,7 +448,7 @@
         </w:rPr>
         <w:t>链接:</w:t>
       </w:r>
-      <w:hyperlink r:id="rId11">
+      <w:hyperlink r:id="rId16">
         <w:r>
           <w:rPr>
             <w:color w:val="0563C1"/>
@@ -244,7 +499,7 @@
         </w:rPr>
         <w:t>链接:</w:t>
       </w:r>
-      <w:hyperlink r:id="rId12">
+      <w:hyperlink r:id="rId17">
         <w:r>
           <w:rPr>
             <w:color w:val="0563C1"/>
@@ -295,268 +550,13 @@
         </w:rPr>
         <w:t>链接:</w:t>
       </w:r>
-      <w:hyperlink r:id="rId13">
+      <w:hyperlink r:id="rId18">
         <w:r>
           <w:rPr>
             <w:color w:val="0563C1"/>
             <w:u w:val="single"/>
           </w:rPr>
           <w:t>哈佛商学院推出 699 美元创业训练营，讲师 AI 数字分身提供路演反馈</w:t>
-        </w:r>
-      </w:hyperlink>
-    </w:p>
-    <w:p>
-      <w:pPr>
-        <w:pStyle w:val="Heading3"/>
-      </w:pPr>
-      <w:r>
-        <w:rPr>
-          <w:rFonts w:ascii="Times New Roman" w:hAnsi="Times New Roman" w:eastAsia="黑体"/>
-          <w:b w:val="0"/>
-          <w:color w:val="888888"/>
-          <w:sz w:val="24"/>
-        </w:rPr>
-        <w:t>【C级·参考】</w:t>
-      </w:r>
-      <w:r>
-        <w:rPr>
-          <w:rFonts w:ascii="Times New Roman" w:hAnsi="Times New Roman" w:eastAsia="黑体"/>
-          <w:b w:val="0"/>
-          <w:color w:val="888888"/>
-          <w:sz w:val="24"/>
-        </w:rPr>
-        <w:t>IT早报 0823：特斯拉官网监督版 FSD 支持地区移除中国；DeepSeek 周末统一按低谷价计费；中国铁路成都局回应占座放零食；雷军携小米阔折叠新机现身...</w:t>
-      </w:r>
-    </w:p>
-    <w:p>
-      <w:r>
-        <w:rPr>
-          <w:rFonts w:ascii="Times New Roman" w:hAnsi="Times New Roman" w:eastAsia="宋体"/>
-          <w:color w:val="888888"/>
-          <w:sz w:val="18"/>
-        </w:rPr>
-        <w:t>来源:IT之家 | 时间:08-23 07:46</w:t>
-      </w:r>
-    </w:p>
-    <w:p>
-      <w:r>
-        <w:rPr>
-          <w:rFonts w:ascii="Times New Roman" w:hAnsi="Times New Roman" w:eastAsia="宋体"/>
-          <w:sz w:val="18"/>
-        </w:rPr>
-        <w:t>链接:</w:t>
-      </w:r>
-      <w:hyperlink r:id="rId14">
-        <w:r>
-          <w:rPr>
-            <w:color w:val="0563C1"/>
-            <w:u w:val="single"/>
-          </w:rPr>
-          <w:t>IT早报 0823：特斯拉官网监督版 FSD 支持地区移除中国；DeepSeek 周末统一按低谷价计费；中国铁路成都局回应占座放零食；雷军携小米阔折叠新机现身...</w:t>
-        </w:r>
-      </w:hyperlink>
-    </w:p>
-    <w:p>
-      <w:pPr>
-        <w:pStyle w:val="Heading3"/>
-      </w:pPr>
-      <w:r>
-        <w:rPr>
-          <w:rFonts w:ascii="Times New Roman" w:hAnsi="Times New Roman" w:eastAsia="黑体"/>
-          <w:b w:val="0"/>
-          <w:color w:val="888888"/>
-          <w:sz w:val="24"/>
-        </w:rPr>
-        <w:t>【C级·参考】</w:t>
-      </w:r>
-      <w:r>
-        <w:rPr>
-          <w:rFonts w:ascii="Times New Roman" w:hAnsi="Times New Roman" w:eastAsia="黑体"/>
-          <w:b w:val="0"/>
-          <w:color w:val="888888"/>
-          <w:sz w:val="24"/>
-        </w:rPr>
-        <w:t>上海 TI15 总决赛今日开赛：Spirit、Yandex、VISION 争夺 DOTA2 最高荣耀，Sumail 宣布退役</w:t>
-      </w:r>
-    </w:p>
-    <w:p>
-      <w:r>
-        <w:rPr>
-          <w:rFonts w:ascii="Times New Roman" w:hAnsi="Times New Roman" w:eastAsia="宋体"/>
-          <w:color w:val="888888"/>
-          <w:sz w:val="18"/>
-        </w:rPr>
-        <w:t>来源:IT之家 | 时间:08-23 07:36</w:t>
-      </w:r>
-    </w:p>
-    <w:p>
-      <w:r>
-        <w:rPr>
-          <w:rFonts w:ascii="Times New Roman" w:hAnsi="Times New Roman" w:eastAsia="宋体"/>
-          <w:sz w:val="18"/>
-        </w:rPr>
-        <w:t>链接:</w:t>
-      </w:r>
-      <w:hyperlink r:id="rId15">
-        <w:r>
-          <w:rPr>
-            <w:color w:val="0563C1"/>
-            <w:u w:val="single"/>
-          </w:rPr>
-          <w:t>上海 TI15 总决赛今日开赛：Spirit、Yandex、VISION 争夺 DOTA2 最高荣耀，Sumail 宣布退役</w:t>
-        </w:r>
-      </w:hyperlink>
-    </w:p>
-    <w:p>
-      <w:pPr>
-        <w:pStyle w:val="Heading3"/>
-      </w:pPr>
-      <w:r>
-        <w:rPr>
-          <w:rFonts w:ascii="Times New Roman" w:hAnsi="Times New Roman" w:eastAsia="黑体"/>
-          <w:b w:val="0"/>
-          <w:color w:val="888888"/>
-          <w:sz w:val="24"/>
-        </w:rPr>
-        <w:t>【C级·参考】</w:t>
-      </w:r>
-      <w:r>
-        <w:rPr>
-          <w:rFonts w:ascii="Times New Roman" w:hAnsi="Times New Roman" w:eastAsia="黑体"/>
-          <w:b w:val="0"/>
-          <w:color w:val="888888"/>
-          <w:sz w:val="24"/>
-        </w:rPr>
-        <w:t>利用 AI 合成虚假影像骚扰他人，四川一男子被行拘</w:t>
-      </w:r>
-    </w:p>
-    <w:p>
-      <w:r>
-        <w:rPr>
-          <w:rFonts w:ascii="Times New Roman" w:hAnsi="Times New Roman" w:eastAsia="宋体"/>
-          <w:color w:val="888888"/>
-          <w:sz w:val="18"/>
-        </w:rPr>
-        <w:t>来源:IT之家 | 时间:08-22 22:44</w:t>
-      </w:r>
-    </w:p>
-    <w:p>
-      <w:r>
-        <w:rPr>
-          <w:rFonts w:ascii="Times New Roman" w:hAnsi="Times New Roman" w:eastAsia="宋体"/>
-          <w:sz w:val="18"/>
-        </w:rPr>
-        <w:t>链接:</w:t>
-      </w:r>
-      <w:hyperlink r:id="rId16">
-        <w:r>
-          <w:rPr>
-            <w:color w:val="0563C1"/>
-            <w:u w:val="single"/>
-          </w:rPr>
-          <w:t>利用 AI 合成虚假影像骚扰他人，四川一男子被行拘</w:t>
-        </w:r>
-      </w:hyperlink>
-    </w:p>
-    <w:p>
-      <w:pPr>
-        <w:pStyle w:val="Heading3"/>
-      </w:pPr>
-      <w:r>
-        <w:rPr>
-          <w:rFonts w:ascii="Times New Roman" w:hAnsi="Times New Roman" w:eastAsia="黑体"/>
-          <w:b w:val="0"/>
-          <w:color w:val="888888"/>
-          <w:sz w:val="24"/>
-        </w:rPr>
-        <w:t>【C级·参考】</w:t>
-      </w:r>
-      <w:r>
-        <w:rPr>
-          <w:rFonts w:ascii="Times New Roman" w:hAnsi="Times New Roman" w:eastAsia="黑体"/>
-          <w:b w:val="0"/>
-          <w:color w:val="888888"/>
-          <w:sz w:val="24"/>
-        </w:rPr>
-        <w:t>雷鸟 iO AI 眼镜体验：全天智记是亮点，堪比随身助理</w:t>
-      </w:r>
-    </w:p>
-    <w:p>
-      <w:r>
-        <w:rPr>
-          <w:rFonts w:ascii="Times New Roman" w:hAnsi="Times New Roman" w:eastAsia="宋体"/>
-          <w:color w:val="888888"/>
-          <w:sz w:val="18"/>
-        </w:rPr>
-        <w:t>来源:Bing新闻 | 时间:08-22 19:25</w:t>
-      </w:r>
-    </w:p>
-    <w:p>
-      <w:r>
-        <w:rPr>
-          <w:rFonts w:ascii="Times New Roman" w:hAnsi="Times New Roman" w:eastAsia="宋体"/>
-          <w:sz w:val="18"/>
-        </w:rPr>
-        <w:t>链接:</w:t>
-      </w:r>
-      <w:hyperlink r:id="rId17">
-        <w:r>
-          <w:rPr>
-            <w:color w:val="0563C1"/>
-            <w:u w:val="single"/>
-          </w:rPr>
-          <w:t>雷鸟 iO AI 眼镜体验：全天智记是亮点，堪比随身助理</w:t>
-        </w:r>
-      </w:hyperlink>
-    </w:p>
-    <w:p>
-      <w:pPr>
-        <w:pStyle w:val="Heading3"/>
-      </w:pPr>
-      <w:r>
-        <w:rPr>
-          <w:rFonts w:ascii="Times New Roman" w:hAnsi="Times New Roman" w:eastAsia="黑体"/>
-          <w:b w:val="0"/>
-          <w:color w:val="888888"/>
-          <w:sz w:val="24"/>
-        </w:rPr>
-        <w:t>【C级·参考】</w:t>
-      </w:r>
-      <w:r>
-        <w:rPr>
-          <w:rFonts w:ascii="Times New Roman" w:hAnsi="Times New Roman" w:eastAsia="黑体"/>
-          <w:b w:val="0"/>
-          <w:color w:val="888888"/>
-          <w:sz w:val="24"/>
-        </w:rPr>
-        <w:t>Show HN: OzBrain, a shared brain for knowledge between agents and your team</w:t>
-      </w:r>
-    </w:p>
-    <w:p>
-      <w:r>
-        <w:rPr>
-          <w:rFonts w:ascii="Times New Roman" w:hAnsi="Times New Roman" w:eastAsia="宋体"/>
-          <w:color w:val="888888"/>
-          <w:sz w:val="18"/>
-        </w:rPr>
-        <w:t>来源:Hacker News | 时间:08-22 07:09</w:t>
-      </w:r>
-    </w:p>
-    <w:p>
-      <w:r>
-        <w:rPr>
-          <w:rFonts w:ascii="Times New Roman" w:hAnsi="Times New Roman" w:eastAsia="宋体"/>
-          <w:sz w:val="18"/>
-        </w:rPr>
-        <w:t>链接:</w:t>
-      </w:r>
-      <w:hyperlink r:id="rId18">
-        <w:r>
-          <w:rPr>
-            <w:color w:val="0563C1"/>
-            <w:u w:val="single"/>
-          </w:rPr>
-          <w:t>Show HN: OzBrain, a shared brain for knowledge between agents and your team</w:t>
         </w:r>
       </w:hyperlink>
     </w:p>
@@ -784,6 +784,57 @@
           <w:color w:val="888888"/>
           <w:sz w:val="24"/>
         </w:rPr>
+        <w:t>2499元！雷鸟iO AI眼镜发布：没摄像头和扬声器，但更可能卖爆</w:t>
+      </w:r>
+    </w:p>
+    <w:p>
+      <w:r>
+        <w:rPr>
+          <w:rFonts w:ascii="Times New Roman" w:hAnsi="Times New Roman" w:eastAsia="宋体"/>
+          <w:color w:val="888888"/>
+          <w:sz w:val="18"/>
+        </w:rPr>
+        <w:t>来源:Bing新闻 | 时间:08-21 18:01</w:t>
+      </w:r>
+    </w:p>
+    <w:p>
+      <w:r>
+        <w:rPr>
+          <w:rFonts w:ascii="Times New Roman" w:hAnsi="Times New Roman" w:eastAsia="宋体"/>
+          <w:sz w:val="18"/>
+        </w:rPr>
+        <w:t>链接:</w:t>
+      </w:r>
+      <w:hyperlink r:id="rId23">
+        <w:r>
+          <w:rPr>
+            <w:color w:val="0563C1"/>
+            <w:u w:val="single"/>
+          </w:rPr>
+          <w:t>2499元！雷鸟iO AI眼镜发布：没摄像头和扬声器，但更可能卖爆</w:t>
+        </w:r>
+      </w:hyperlink>
+    </w:p>
+    <w:p>
+      <w:pPr>
+        <w:pStyle w:val="Heading3"/>
+      </w:pPr>
+      <w:r>
+        <w:rPr>
+          <w:rFonts w:ascii="Times New Roman" w:hAnsi="Times New Roman" w:eastAsia="黑体"/>
+          <w:b w:val="0"/>
+          <w:color w:val="888888"/>
+          <w:sz w:val="24"/>
+        </w:rPr>
+        <w:t>【C级·参考】</w:t>
+      </w:r>
+      <w:r>
+        <w:rPr>
+          <w:rFonts w:ascii="Times New Roman" w:hAnsi="Times New Roman" w:eastAsia="黑体"/>
+          <w:b w:val="0"/>
+          <w:color w:val="888888"/>
+          <w:sz w:val="24"/>
+        </w:rPr>
         <w:t>首款“人类增强 AI 眼镜”发布，雷鸟 iO 首发价 1996 元起</w:t>
       </w:r>
     </w:p>
@@ -805,7 +856,7 @@
         </w:rPr>
         <w:t>链接:</w:t>
       </w:r>
-      <w:hyperlink r:id="rId23">
+      <w:hyperlink r:id="rId24">
         <w:r>
           <w:rPr>
             <w:color w:val="0563C1"/>
@@ -856,7 +907,7 @@
         </w:rPr>
         <w:t>链接:</w:t>
       </w:r>
-      <w:hyperlink r:id="rId24">
+      <w:hyperlink r:id="rId25">
         <w:r>
           <w:rPr>
             <w:color w:val="0563C1"/>
@@ -877,6 +928,57 @@
         </w:rPr>
         <w:t>机器人/AI硬件</w:t>
       </w:r>
+    </w:p>
+    <w:p>
+      <w:pPr>
+        <w:pStyle w:val="Heading3"/>
+      </w:pPr>
+      <w:r>
+        <w:rPr>
+          <w:rFonts w:ascii="Times New Roman" w:hAnsi="Times New Roman" w:eastAsia="黑体"/>
+          <w:b w:val="0"/>
+          <w:color w:val="888888"/>
+          <w:sz w:val="24"/>
+        </w:rPr>
+        <w:t>【C级·参考】</w:t>
+      </w:r>
+      <w:r>
+        <w:rPr>
+          <w:rFonts w:ascii="Times New Roman" w:hAnsi="Times New Roman" w:eastAsia="黑体"/>
+          <w:b w:val="0"/>
+          <w:color w:val="888888"/>
+          <w:sz w:val="24"/>
+        </w:rPr>
+        <w:t>上纬新材董事长彭志辉：机器人的终点不是站在舞台上跳舞，而是真正进入每一个人的生活</w:t>
+      </w:r>
+    </w:p>
+    <w:p>
+      <w:r>
+        <w:rPr>
+          <w:rFonts w:ascii="Times New Roman" w:hAnsi="Times New Roman" w:eastAsia="宋体"/>
+          <w:color w:val="888888"/>
+          <w:sz w:val="18"/>
+        </w:rPr>
+        <w:t>来源:IT之家 | 时间:08-23 15:43</w:t>
+      </w:r>
+    </w:p>
+    <w:p>
+      <w:r>
+        <w:rPr>
+          <w:rFonts w:ascii="Times New Roman" w:hAnsi="Times New Roman" w:eastAsia="宋体"/>
+          <w:sz w:val="18"/>
+        </w:rPr>
+        <w:t>链接:</w:t>
+      </w:r>
+      <w:hyperlink r:id="rId26">
+        <w:r>
+          <w:rPr>
+            <w:color w:val="0563C1"/>
+            <w:u w:val="single"/>
+          </w:rPr>
+          <w:t>上纬新材董事长彭志辉：机器人的终点不是站在舞台上跳舞，而是真正进入每一个人的生活</w:t>
+        </w:r>
+      </w:hyperlink>
     </w:p>
     <w:p>
       <w:pPr>
@@ -919,7 +1021,7 @@
         </w:rPr>
         <w:t>链接:</w:t>
       </w:r>
-      <w:hyperlink r:id="rId25">
+      <w:hyperlink r:id="rId27">
         <w:r>
           <w:rPr>
             <w:color w:val="0563C1"/>
@@ -970,7 +1072,7 @@
         </w:rPr>
         <w:t>链接:</w:t>
       </w:r>
-      <w:hyperlink r:id="rId26">
+      <w:hyperlink r:id="rId28">
         <w:r>
           <w:rPr>
             <w:color w:val="0563C1"/>
@@ -1021,7 +1123,7 @@
         </w:rPr>
         <w:t>链接:</w:t>
       </w:r>
-      <w:hyperlink r:id="rId27">
+      <w:hyperlink r:id="rId29">
         <w:r>
           <w:rPr>
             <w:color w:val="0563C1"/>
@@ -1030,6 +1132,18 @@
           <w:t>荣耀机器人闪电 400 米跑出 40.6 秒成绩，打破该项人类世界纪录</w:t>
         </w:r>
       </w:hyperlink>
+    </w:p>
+    <w:p>
+      <w:pPr>
+        <w:pStyle w:val="Heading2"/>
+      </w:pPr>
+      <w:r>
+        <w:rPr>
+          <w:rFonts w:ascii="Times New Roman" w:hAnsi="Times New Roman" w:eastAsia="黑体"/>
+          <w:sz w:val="28"/>
+        </w:rPr>
+        <w:t>无人驾驶/低空/智慧出行</w:t>
+      </w:r>
     </w:p>
     <w:p>
       <w:pPr>
@@ -1051,7 +1165,7 @@
           <w:color w:val="888888"/>
           <w:sz w:val="24"/>
         </w:rPr>
-        <w:t>特斯拉正有意放缓 Model Y 加入 Robotaxi 车队，押注 Cybercab</w:t>
+        <w:t>LG 新能源：固态电池在装进汽车之前，可能会先进入手机、无人机</w:t>
       </w:r>
     </w:p>
     <w:p>
@@ -1061,109 +1175,7 @@
           <w:color w:val="888888"/>
           <w:sz w:val="18"/>
         </w:rPr>
-        <w:t>来源:IT之家 | 时间:08-23 07:45</w:t>
-      </w:r>
-    </w:p>
-    <w:p>
-      <w:r>
-        <w:rPr>
-          <w:rFonts w:ascii="Times New Roman" w:hAnsi="Times New Roman" w:eastAsia="宋体"/>
-          <w:sz w:val="18"/>
-        </w:rPr>
-        <w:t>链接:</w:t>
-      </w:r>
-      <w:hyperlink r:id="rId28">
-        <w:r>
-          <w:rPr>
-            <w:color w:val="0563C1"/>
-            <w:u w:val="single"/>
-          </w:rPr>
-          <w:t>特斯拉正有意放缓 Model Y 加入 Robotaxi 车队，押注 Cybercab</w:t>
-        </w:r>
-      </w:hyperlink>
-    </w:p>
-    <w:p>
-      <w:pPr>
-        <w:pStyle w:val="Heading3"/>
-      </w:pPr>
-      <w:r>
-        <w:rPr>
-          <w:rFonts w:ascii="Times New Roman" w:hAnsi="Times New Roman" w:eastAsia="黑体"/>
-          <w:b w:val="0"/>
-          <w:color w:val="888888"/>
-          <w:sz w:val="24"/>
-        </w:rPr>
-        <w:t>【C级·参考】</w:t>
-      </w:r>
-      <w:r>
-        <w:rPr>
-          <w:rFonts w:ascii="Times New Roman" w:hAnsi="Times New Roman" w:eastAsia="黑体"/>
-          <w:b w:val="0"/>
-          <w:color w:val="888888"/>
-          <w:sz w:val="24"/>
-        </w:rPr>
-        <w:t>特斯拉获内华达州批准，可部署最多 5000 辆 Robotaxi</w:t>
-      </w:r>
-    </w:p>
-    <w:p>
-      <w:r>
-        <w:rPr>
-          <w:rFonts w:ascii="Times New Roman" w:hAnsi="Times New Roman" w:eastAsia="宋体"/>
-          <w:color w:val="888888"/>
-          <w:sz w:val="18"/>
-        </w:rPr>
-        <w:t>来源:IT之家 | 时间:08-23 07:26</w:t>
-      </w:r>
-    </w:p>
-    <w:p>
-      <w:r>
-        <w:rPr>
-          <w:rFonts w:ascii="Times New Roman" w:hAnsi="Times New Roman" w:eastAsia="宋体"/>
-          <w:sz w:val="18"/>
-        </w:rPr>
-        <w:t>链接:</w:t>
-      </w:r>
-      <w:hyperlink r:id="rId29">
-        <w:r>
-          <w:rPr>
-            <w:color w:val="0563C1"/>
-            <w:u w:val="single"/>
-          </w:rPr>
-          <w:t>特斯拉获内华达州批准，可部署最多 5000 辆 Robotaxi</w:t>
-        </w:r>
-      </w:hyperlink>
-    </w:p>
-    <w:p>
-      <w:pPr>
-        <w:pStyle w:val="Heading3"/>
-      </w:pPr>
-      <w:r>
-        <w:rPr>
-          <w:rFonts w:ascii="Times New Roman" w:hAnsi="Times New Roman" w:eastAsia="黑体"/>
-          <w:b w:val="0"/>
-          <w:color w:val="888888"/>
-          <w:sz w:val="24"/>
-        </w:rPr>
-        <w:t>【C级·参考】</w:t>
-      </w:r>
-      <w:r>
-        <w:rPr>
-          <w:rFonts w:ascii="Times New Roman" w:hAnsi="Times New Roman" w:eastAsia="黑体"/>
-          <w:b w:val="0"/>
-          <w:color w:val="888888"/>
-          <w:sz w:val="24"/>
-        </w:rPr>
-        <w:t>航天自研半人马机器人首次公开亮相，未来甚至有望奔赴太空开展作业</w:t>
-      </w:r>
-    </w:p>
-    <w:p>
-      <w:r>
-        <w:rPr>
-          <w:rFonts w:ascii="Times New Roman" w:hAnsi="Times New Roman" w:eastAsia="宋体"/>
-          <w:color w:val="888888"/>
-          <w:sz w:val="18"/>
-        </w:rPr>
-        <w:t>来源:IT之家 | 时间:08-23 07:25</w:t>
+        <w:t>来源:IT之家 | 时间:08-23 15:44</w:t>
       </w:r>
     </w:p>
     <w:p>
@@ -1180,123 +1192,9 @@
             <w:color w:val="0563C1"/>
             <w:u w:val="single"/>
           </w:rPr>
-          <w:t>航天自研半人马机器人首次公开亮相，未来甚至有望奔赴太空开展作业</w:t>
+          <w:t>LG 新能源：固态电池在装进汽车之前，可能会先进入手机、无人机</w:t>
         </w:r>
       </w:hyperlink>
-    </w:p>
-    <w:p>
-      <w:pPr>
-        <w:pStyle w:val="Heading3"/>
-      </w:pPr>
-      <w:r>
-        <w:rPr>
-          <w:rFonts w:ascii="Times New Roman" w:hAnsi="Times New Roman" w:eastAsia="黑体"/>
-          <w:b w:val="0"/>
-          <w:color w:val="888888"/>
-          <w:sz w:val="24"/>
-        </w:rPr>
-        <w:t>【C级·参考】</w:t>
-      </w:r>
-      <w:r>
-        <w:rPr>
-          <w:rFonts w:ascii="Times New Roman" w:hAnsi="Times New Roman" w:eastAsia="黑体"/>
-          <w:b w:val="0"/>
-          <w:color w:val="888888"/>
-          <w:sz w:val="24"/>
-        </w:rPr>
-        <w:t>全球首款全自主打网球机器人亮相，与运动员开展人机混双对打</w:t>
-      </w:r>
-    </w:p>
-    <w:p>
-      <w:r>
-        <w:rPr>
-          <w:rFonts w:ascii="Times New Roman" w:hAnsi="Times New Roman" w:eastAsia="宋体"/>
-          <w:color w:val="888888"/>
-          <w:sz w:val="18"/>
-        </w:rPr>
-        <w:t>来源:IT之家 | 时间:08-22 22:23</w:t>
-      </w:r>
-    </w:p>
-    <w:p>
-      <w:r>
-        <w:rPr>
-          <w:rFonts w:ascii="Times New Roman" w:hAnsi="Times New Roman" w:eastAsia="宋体"/>
-          <w:sz w:val="18"/>
-        </w:rPr>
-        <w:t>链接:</w:t>
-      </w:r>
-      <w:hyperlink r:id="rId31">
-        <w:r>
-          <w:rPr>
-            <w:color w:val="0563C1"/>
-            <w:u w:val="single"/>
-          </w:rPr>
-          <w:t>全球首款全自主打网球机器人亮相，与运动员开展人机混双对打</w:t>
-        </w:r>
-      </w:hyperlink>
-    </w:p>
-    <w:p>
-      <w:pPr>
-        <w:pStyle w:val="Heading3"/>
-      </w:pPr>
-      <w:r>
-        <w:rPr>
-          <w:rFonts w:ascii="Times New Roman" w:hAnsi="Times New Roman" w:eastAsia="黑体"/>
-          <w:b w:val="0"/>
-          <w:color w:val="888888"/>
-          <w:sz w:val="24"/>
-        </w:rPr>
-        <w:t>【C级·参考】</w:t>
-      </w:r>
-      <w:r>
-        <w:rPr>
-          <w:rFonts w:ascii="Times New Roman" w:hAnsi="Times New Roman" w:eastAsia="黑体"/>
-          <w:b w:val="0"/>
-          <w:color w:val="888888"/>
-          <w:sz w:val="24"/>
-        </w:rPr>
-        <w:t>第二届世界人形机器人运动会开幕：2056 台机器人齐聚“冰丝带”，666 支队伍竞技 51 赛项</w:t>
-      </w:r>
-    </w:p>
-    <w:p>
-      <w:r>
-        <w:rPr>
-          <w:rFonts w:ascii="Times New Roman" w:hAnsi="Times New Roman" w:eastAsia="宋体"/>
-          <w:color w:val="888888"/>
-          <w:sz w:val="18"/>
-        </w:rPr>
-        <w:t>来源:IT之家 | 时间:08-22 22:13</w:t>
-      </w:r>
-    </w:p>
-    <w:p>
-      <w:r>
-        <w:rPr>
-          <w:rFonts w:ascii="Times New Roman" w:hAnsi="Times New Roman" w:eastAsia="宋体"/>
-          <w:sz w:val="18"/>
-        </w:rPr>
-        <w:t>链接:</w:t>
-      </w:r>
-      <w:hyperlink r:id="rId32">
-        <w:r>
-          <w:rPr>
-            <w:color w:val="0563C1"/>
-            <w:u w:val="single"/>
-          </w:rPr>
-          <w:t>第二届世界人形机器人运动会开幕：2056 台机器人齐聚“冰丝带”，666 支队伍竞技 51 赛项</w:t>
-        </w:r>
-      </w:hyperlink>
-    </w:p>
-    <w:p>
-      <w:pPr>
-        <w:pStyle w:val="Heading2"/>
-      </w:pPr>
-      <w:r>
-        <w:rPr>
-          <w:rFonts w:ascii="Times New Roman" w:hAnsi="Times New Roman" w:eastAsia="黑体"/>
-          <w:sz w:val="28"/>
-        </w:rPr>
-        <w:t>无人驾驶/低空/智慧出行</w:t>
-      </w:r>
     </w:p>
     <w:p>
       <w:pPr>
@@ -1339,7 +1237,7 @@
         </w:rPr>
         <w:t>链接:</w:t>
       </w:r>
-      <w:hyperlink r:id="rId33">
+      <w:hyperlink r:id="rId31">
         <w:r>
           <w:rPr>
             <w:color w:val="0563C1"/>
@@ -1390,7 +1288,7 @@
         </w:rPr>
         <w:t>链接:</w:t>
       </w:r>
-      <w:hyperlink r:id="rId34">
+      <w:hyperlink r:id="rId32">
         <w:r>
           <w:rPr>
             <w:color w:val="0563C1"/>
@@ -1449,6 +1347,159 @@
           <w:color w:val="888888"/>
           <w:sz w:val="24"/>
         </w:rPr>
+        <w:t>联想推出 LOQ 15IPH11 游戏本：酷睿 Ultra 7 356H 处理器、RTX5050/5060 显卡</w:t>
+      </w:r>
+    </w:p>
+    <w:p>
+      <w:r>
+        <w:rPr>
+          <w:rFonts w:ascii="Times New Roman" w:hAnsi="Times New Roman" w:eastAsia="宋体"/>
+          <w:color w:val="888888"/>
+          <w:sz w:val="18"/>
+        </w:rPr>
+        <w:t>来源:IT之家 | 时间:08-23 15:45</w:t>
+      </w:r>
+    </w:p>
+    <w:p>
+      <w:r>
+        <w:rPr>
+          <w:rFonts w:ascii="Times New Roman" w:hAnsi="Times New Roman" w:eastAsia="宋体"/>
+          <w:sz w:val="18"/>
+        </w:rPr>
+        <w:t>链接:</w:t>
+      </w:r>
+      <w:hyperlink r:id="rId33">
+        <w:r>
+          <w:rPr>
+            <w:color w:val="0563C1"/>
+            <w:u w:val="single"/>
+          </w:rPr>
+          <w:t>联想推出 LOQ 15IPH11 游戏本：酷睿 Ultra 7 356H 处理器、RTX5050/5060 显卡</w:t>
+        </w:r>
+      </w:hyperlink>
+    </w:p>
+    <w:p>
+      <w:pPr>
+        <w:pStyle w:val="Heading3"/>
+      </w:pPr>
+      <w:r>
+        <w:rPr>
+          <w:rFonts w:ascii="Times New Roman" w:hAnsi="Times New Roman" w:eastAsia="黑体"/>
+          <w:b w:val="0"/>
+          <w:color w:val="888888"/>
+          <w:sz w:val="24"/>
+        </w:rPr>
+        <w:t>【C级·参考】</w:t>
+      </w:r>
+      <w:r>
+        <w:rPr>
+          <w:rFonts w:ascii="Times New Roman" w:hAnsi="Times New Roman" w:eastAsia="黑体"/>
+          <w:b w:val="0"/>
+          <w:color w:val="888888"/>
+          <w:sz w:val="24"/>
+        </w:rPr>
+        <w:t>索尼宣布《绝地潜兵 2》游戏全平台玩家数超 2290 万人</w:t>
+      </w:r>
+    </w:p>
+    <w:p>
+      <w:r>
+        <w:rPr>
+          <w:rFonts w:ascii="Times New Roman" w:hAnsi="Times New Roman" w:eastAsia="宋体"/>
+          <w:color w:val="888888"/>
+          <w:sz w:val="18"/>
+        </w:rPr>
+        <w:t>来源:IT之家 | 时间:08-23 14:40</w:t>
+      </w:r>
+    </w:p>
+    <w:p>
+      <w:r>
+        <w:rPr>
+          <w:rFonts w:ascii="Times New Roman" w:hAnsi="Times New Roman" w:eastAsia="宋体"/>
+          <w:sz w:val="18"/>
+        </w:rPr>
+        <w:t>链接:</w:t>
+      </w:r>
+      <w:hyperlink r:id="rId34">
+        <w:r>
+          <w:rPr>
+            <w:color w:val="0563C1"/>
+            <w:u w:val="single"/>
+          </w:rPr>
+          <w:t>索尼宣布《绝地潜兵 2》游戏全平台玩家数超 2290 万人</w:t>
+        </w:r>
+      </w:hyperlink>
+    </w:p>
+    <w:p>
+      <w:pPr>
+        <w:pStyle w:val="Heading3"/>
+      </w:pPr>
+      <w:r>
+        <w:rPr>
+          <w:rFonts w:ascii="Times New Roman" w:hAnsi="Times New Roman" w:eastAsia="黑体"/>
+          <w:b w:val="0"/>
+          <w:color w:val="888888"/>
+          <w:sz w:val="24"/>
+        </w:rPr>
+        <w:t>【C级·参考】</w:t>
+      </w:r>
+      <w:r>
+        <w:rPr>
+          <w:rFonts w:ascii="Times New Roman" w:hAnsi="Times New Roman" w:eastAsia="黑体"/>
+          <w:b w:val="0"/>
+          <w:color w:val="888888"/>
+          <w:sz w:val="24"/>
+        </w:rPr>
+        <w:t>索尼发邮件重申：PlayStation 数字游戏仅为授权许可，并非出售给玩家</w:t>
+      </w:r>
+    </w:p>
+    <w:p>
+      <w:r>
+        <w:rPr>
+          <w:rFonts w:ascii="Times New Roman" w:hAnsi="Times New Roman" w:eastAsia="宋体"/>
+          <w:color w:val="888888"/>
+          <w:sz w:val="18"/>
+        </w:rPr>
+        <w:t>来源:IT之家 | 时间:08-23 13:04</w:t>
+      </w:r>
+    </w:p>
+    <w:p>
+      <w:r>
+        <w:rPr>
+          <w:rFonts w:ascii="Times New Roman" w:hAnsi="Times New Roman" w:eastAsia="宋体"/>
+          <w:sz w:val="18"/>
+        </w:rPr>
+        <w:t>链接:</w:t>
+      </w:r>
+      <w:hyperlink r:id="rId35">
+        <w:r>
+          <w:rPr>
+            <w:color w:val="0563C1"/>
+            <w:u w:val="single"/>
+          </w:rPr>
+          <w:t>索尼发邮件重申：PlayStation 数字游戏仅为授权许可，并非出售给玩家</w:t>
+        </w:r>
+      </w:hyperlink>
+    </w:p>
+    <w:p>
+      <w:pPr>
+        <w:pStyle w:val="Heading3"/>
+      </w:pPr>
+      <w:r>
+        <w:rPr>
+          <w:rFonts w:ascii="Times New Roman" w:hAnsi="Times New Roman" w:eastAsia="黑体"/>
+          <w:b w:val="0"/>
+          <w:color w:val="888888"/>
+          <w:sz w:val="24"/>
+        </w:rPr>
+        <w:t>【C级·参考】</w:t>
+      </w:r>
+      <w:r>
+        <w:rPr>
+          <w:rFonts w:ascii="Times New Roman" w:hAnsi="Times New Roman" w:eastAsia="黑体"/>
+          <w:b w:val="0"/>
+          <w:color w:val="888888"/>
+          <w:sz w:val="24"/>
+        </w:rPr>
         <w:t>网易《逆水寒：新世界》首次季中大更新： 4.1.3 版本预告片公布，首张新地图、全新种植玩法等</w:t>
       </w:r>
     </w:p>
@@ -1470,7 +1521,7 @@
         </w:rPr>
         <w:t>链接:</w:t>
       </w:r>
-      <w:hyperlink r:id="rId35">
+      <w:hyperlink r:id="rId36">
         <w:r>
           <w:rPr>
             <w:color w:val="0563C1"/>
@@ -1521,7 +1572,7 @@
         </w:rPr>
         <w:t>链接:</w:t>
       </w:r>
-      <w:hyperlink r:id="rId36">
+      <w:hyperlink r:id="rId37">
         <w:r>
           <w:rPr>
             <w:color w:val="0563C1"/>
@@ -1572,64 +1623,13 @@
         </w:rPr>
         <w:t>链接:</w:t>
       </w:r>
-      <w:hyperlink r:id="rId37">
+      <w:hyperlink r:id="rId38">
         <w:r>
           <w:rPr>
             <w:color w:val="0563C1"/>
             <w:u w:val="single"/>
           </w:rPr>
           <w:t>中国 AG.AL 首夺 2026EWC 电竞世俱杯俱乐部总冠军，力压 FALCONS</w:t>
-        </w:r>
-      </w:hyperlink>
-    </w:p>
-    <w:p>
-      <w:pPr>
-        <w:pStyle w:val="Heading3"/>
-      </w:pPr>
-      <w:r>
-        <w:rPr>
-          <w:rFonts w:ascii="Times New Roman" w:hAnsi="Times New Roman" w:eastAsia="黑体"/>
-          <w:b w:val="0"/>
-          <w:color w:val="888888"/>
-          <w:sz w:val="24"/>
-        </w:rPr>
-        <w:t>【C级·参考】</w:t>
-      </w:r>
-      <w:r>
-        <w:rPr>
-          <w:rFonts w:ascii="Times New Roman" w:hAnsi="Times New Roman" w:eastAsia="黑体"/>
-          <w:b w:val="0"/>
-          <w:color w:val="888888"/>
-          <w:sz w:val="24"/>
-        </w:rPr>
-        <w:t>10 美元买全套 id 游戏？1996 年《雷神之锤》光盘加密 39 天即被破解，id Software 积压 15 万张库存卖不掉</w:t>
-      </w:r>
-    </w:p>
-    <w:p>
-      <w:r>
-        <w:rPr>
-          <w:rFonts w:ascii="Times New Roman" w:hAnsi="Times New Roman" w:eastAsia="宋体"/>
-          <w:color w:val="888888"/>
-          <w:sz w:val="18"/>
-        </w:rPr>
-        <w:t>来源:IT之家 | 时间:08-22 23:01</w:t>
-      </w:r>
-    </w:p>
-    <w:p>
-      <w:r>
-        <w:rPr>
-          <w:rFonts w:ascii="Times New Roman" w:hAnsi="Times New Roman" w:eastAsia="宋体"/>
-          <w:sz w:val="18"/>
-        </w:rPr>
-        <w:t>链接:</w:t>
-      </w:r>
-      <w:hyperlink r:id="rId38">
-        <w:r>
-          <w:rPr>
-            <w:color w:val="0563C1"/>
-            <w:u w:val="single"/>
-          </w:rPr>
-          <w:t>10 美元买全套 id 游戏？1996 年《雷神之锤》光盘加密 39 天即被破解，id Software 积压 15 万张库存卖不掉</w:t>
         </w:r>
       </w:hyperlink>
     </w:p>
@@ -1676,7 +1676,7 @@
           <w:rFonts w:ascii="Times New Roman" w:hAnsi="Times New Roman" w:eastAsia="宋体"/>
           <w:sz w:val="18"/>
         </w:rPr>
-        <w:t>IT之家(60)、GameLook(0)、HackerNews(5)、Bing新闻(6)</w:t>
+        <w:t>IT之家(60)、GameLook(0)、HackerNews(5)、Bing新闻(7)</w:t>
       </w:r>
     </w:p>
     <w:p>

--- a/briefings/线口监测午报-2026-08-23.docx
+++ b/briefings/线口监测午报-2026-08-23.docx
@@ -22,7 +22,7 @@
           <w:color w:val="888888"/>
           <w:sz w:val="18"/>
         </w:rPr>
-        <w:t>监测窗口:近48小时 | 生成时间:2026-08-23 15:59</w:t>
+        <w:t>监测窗口:近48小时 | 生成时间:2026-08-23 17:03</w:t>
       </w:r>
     </w:p>
     <w:p>
@@ -70,6 +70,108 @@
           <w:color w:val="888888"/>
           <w:sz w:val="24"/>
         </w:rPr>
+        <w:t>皮尤研究中心：ChatGPT 问世以来的新网页中，三分之一存在 AI 痕迹</w:t>
+      </w:r>
+    </w:p>
+    <w:p>
+      <w:r>
+        <w:rPr>
+          <w:rFonts w:ascii="Times New Roman" w:hAnsi="Times New Roman" w:eastAsia="宋体"/>
+          <w:color w:val="888888"/>
+          <w:sz w:val="18"/>
+        </w:rPr>
+        <w:t>来源:IT之家 | 时间:08-23 17:02</w:t>
+      </w:r>
+    </w:p>
+    <w:p>
+      <w:r>
+        <w:rPr>
+          <w:rFonts w:ascii="Times New Roman" w:hAnsi="Times New Roman" w:eastAsia="宋体"/>
+          <w:sz w:val="18"/>
+        </w:rPr>
+        <w:t>链接:</w:t>
+      </w:r>
+      <w:hyperlink r:id="rId9">
+        <w:r>
+          <w:rPr>
+            <w:color w:val="0563C1"/>
+            <w:u w:val="single"/>
+          </w:rPr>
+          <w:t>皮尤研究中心：ChatGPT 问世以来的新网页中，三分之一存在 AI 痕迹</w:t>
+        </w:r>
+      </w:hyperlink>
+    </w:p>
+    <w:p>
+      <w:pPr>
+        <w:pStyle w:val="Heading3"/>
+      </w:pPr>
+      <w:r>
+        <w:rPr>
+          <w:rFonts w:ascii="Times New Roman" w:hAnsi="Times New Roman" w:eastAsia="黑体"/>
+          <w:b w:val="0"/>
+          <w:color w:val="888888"/>
+          <w:sz w:val="24"/>
+        </w:rPr>
+        <w:t>【C级·参考】</w:t>
+      </w:r>
+      <w:r>
+        <w:rPr>
+          <w:rFonts w:ascii="Times New Roman" w:hAnsi="Times New Roman" w:eastAsia="黑体"/>
+          <w:b w:val="0"/>
+          <w:color w:val="888888"/>
+          <w:sz w:val="24"/>
+        </w:rPr>
+        <w:t>英伟达砸 60 亿美元投资 Poolside，意图打造中国开源 AI 竞争对手</w:t>
+      </w:r>
+    </w:p>
+    <w:p>
+      <w:r>
+        <w:rPr>
+          <w:rFonts w:ascii="Times New Roman" w:hAnsi="Times New Roman" w:eastAsia="宋体"/>
+          <w:color w:val="888888"/>
+          <w:sz w:val="18"/>
+        </w:rPr>
+        <w:t>来源:IT之家 | 时间:08-23 16:05</w:t>
+      </w:r>
+    </w:p>
+    <w:p>
+      <w:r>
+        <w:rPr>
+          <w:rFonts w:ascii="Times New Roman" w:hAnsi="Times New Roman" w:eastAsia="宋体"/>
+          <w:sz w:val="18"/>
+        </w:rPr>
+        <w:t>链接:</w:t>
+      </w:r>
+      <w:hyperlink r:id="rId10">
+        <w:r>
+          <w:rPr>
+            <w:color w:val="0563C1"/>
+            <w:u w:val="single"/>
+          </w:rPr>
+          <w:t>英伟达砸 60 亿美元投资 Poolside，意图打造中国开源 AI 竞争对手</w:t>
+        </w:r>
+      </w:hyperlink>
+    </w:p>
+    <w:p>
+      <w:pPr>
+        <w:pStyle w:val="Heading3"/>
+      </w:pPr>
+      <w:r>
+        <w:rPr>
+          <w:rFonts w:ascii="Times New Roman" w:hAnsi="Times New Roman" w:eastAsia="黑体"/>
+          <w:b w:val="0"/>
+          <w:color w:val="888888"/>
+          <w:sz w:val="24"/>
+        </w:rPr>
+        <w:t>【C级·参考】</w:t>
+      </w:r>
+      <w:r>
+        <w:rPr>
+          <w:rFonts w:ascii="Times New Roman" w:hAnsi="Times New Roman" w:eastAsia="黑体"/>
+          <w:b w:val="0"/>
+          <w:color w:val="888888"/>
+          <w:sz w:val="24"/>
+        </w:rPr>
         <w:t>亿万投资人马克 · 库班：医生应该教患者如何用 AI 来辅助治疗</w:t>
       </w:r>
     </w:p>
@@ -91,7 +193,7 @@
         </w:rPr>
         <w:t>链接:</w:t>
       </w:r>
-      <w:hyperlink r:id="rId9">
+      <w:hyperlink r:id="rId11">
         <w:r>
           <w:rPr>
             <w:color w:val="0563C1"/>
@@ -142,7 +244,7 @@
         </w:rPr>
         <w:t>链接:</w:t>
       </w:r>
-      <w:hyperlink r:id="rId10">
+      <w:hyperlink r:id="rId12">
         <w:r>
           <w:rPr>
             <w:color w:val="0563C1"/>
@@ -193,7 +295,7 @@
         </w:rPr>
         <w:t>链接:</w:t>
       </w:r>
-      <w:hyperlink r:id="rId11">
+      <w:hyperlink r:id="rId13">
         <w:r>
           <w:rPr>
             <w:color w:val="0563C1"/>
@@ -244,7 +346,7 @@
         </w:rPr>
         <w:t>链接:</w:t>
       </w:r>
-      <w:hyperlink r:id="rId12">
+      <w:hyperlink r:id="rId14">
         <w:r>
           <w:rPr>
             <w:color w:val="0563C1"/>
@@ -295,7 +397,7 @@
         </w:rPr>
         <w:t>链接:</w:t>
       </w:r>
-      <w:hyperlink r:id="rId13">
+      <w:hyperlink r:id="rId15">
         <w:r>
           <w:rPr>
             <w:color w:val="0563C1"/>
@@ -346,7 +448,7 @@
         </w:rPr>
         <w:t>链接:</w:t>
       </w:r>
-      <w:hyperlink r:id="rId14">
+      <w:hyperlink r:id="rId16">
         <w:r>
           <w:rPr>
             <w:color w:val="0563C1"/>
@@ -397,7 +499,7 @@
         </w:rPr>
         <w:t>链接:</w:t>
       </w:r>
-      <w:hyperlink r:id="rId15">
+      <w:hyperlink r:id="rId17">
         <w:r>
           <w:rPr>
             <w:color w:val="0563C1"/>
@@ -427,7 +529,7 @@
           <w:color w:val="888888"/>
           <w:sz w:val="24"/>
         </w:rPr>
-        <w:t>内存成本飙升，消息称英伟达 AI 芯片服务器明年初起涨价最高超 15%</w:t>
+        <w:t>雷鸟 iO AI 眼镜体验：全天智记是亮点，堪比随身助理</w:t>
       </w:r>
     </w:p>
     <w:p>
@@ -437,109 +539,7 @@
           <w:color w:val="888888"/>
           <w:sz w:val="18"/>
         </w:rPr>
-        <w:t>来源:IT之家 | 时间:08-23 08:52</w:t>
-      </w:r>
-    </w:p>
-    <w:p>
-      <w:r>
-        <w:rPr>
-          <w:rFonts w:ascii="Times New Roman" w:hAnsi="Times New Roman" w:eastAsia="宋体"/>
-          <w:sz w:val="18"/>
-        </w:rPr>
-        <w:t>链接:</w:t>
-      </w:r>
-      <w:hyperlink r:id="rId16">
-        <w:r>
-          <w:rPr>
-            <w:color w:val="0563C1"/>
-            <w:u w:val="single"/>
-          </w:rPr>
-          <w:t>内存成本飙升，消息称英伟达 AI 芯片服务器明年初起涨价最高超 15%</w:t>
-        </w:r>
-      </w:hyperlink>
-    </w:p>
-    <w:p>
-      <w:pPr>
-        <w:pStyle w:val="Heading3"/>
-      </w:pPr>
-      <w:r>
-        <w:rPr>
-          <w:rFonts w:ascii="Times New Roman" w:hAnsi="Times New Roman" w:eastAsia="黑体"/>
-          <w:b w:val="0"/>
-          <w:color w:val="888888"/>
-          <w:sz w:val="24"/>
-        </w:rPr>
-        <w:t>【C级·参考】</w:t>
-      </w:r>
-      <w:r>
-        <w:rPr>
-          <w:rFonts w:ascii="Times New Roman" w:hAnsi="Times New Roman" w:eastAsia="黑体"/>
-          <w:b w:val="0"/>
-          <w:color w:val="888888"/>
-          <w:sz w:val="24"/>
-        </w:rPr>
-        <w:t>Inherent 推出小参数 AI 智能体 Faraday，科研复现能力超越 GPT‑5.5 与 Claude Opus 4.8</w:t>
-      </w:r>
-    </w:p>
-    <w:p>
-      <w:r>
-        <w:rPr>
-          <w:rFonts w:ascii="Times New Roman" w:hAnsi="Times New Roman" w:eastAsia="宋体"/>
-          <w:color w:val="888888"/>
-          <w:sz w:val="18"/>
-        </w:rPr>
-        <w:t>来源:IT之家 | 时间:08-23 08:15</w:t>
-      </w:r>
-    </w:p>
-    <w:p>
-      <w:r>
-        <w:rPr>
-          <w:rFonts w:ascii="Times New Roman" w:hAnsi="Times New Roman" w:eastAsia="宋体"/>
-          <w:sz w:val="18"/>
-        </w:rPr>
-        <w:t>链接:</w:t>
-      </w:r>
-      <w:hyperlink r:id="rId17">
-        <w:r>
-          <w:rPr>
-            <w:color w:val="0563C1"/>
-            <w:u w:val="single"/>
-          </w:rPr>
-          <w:t>Inherent 推出小参数 AI 智能体 Faraday，科研复现能力超越 GPT‑5.5 与 Claude Opus 4.8</w:t>
-        </w:r>
-      </w:hyperlink>
-    </w:p>
-    <w:p>
-      <w:pPr>
-        <w:pStyle w:val="Heading3"/>
-      </w:pPr>
-      <w:r>
-        <w:rPr>
-          <w:rFonts w:ascii="Times New Roman" w:hAnsi="Times New Roman" w:eastAsia="黑体"/>
-          <w:b w:val="0"/>
-          <w:color w:val="888888"/>
-          <w:sz w:val="24"/>
-        </w:rPr>
-        <w:t>【C级·参考】</w:t>
-      </w:r>
-      <w:r>
-        <w:rPr>
-          <w:rFonts w:ascii="Times New Roman" w:hAnsi="Times New Roman" w:eastAsia="黑体"/>
-          <w:b w:val="0"/>
-          <w:color w:val="888888"/>
-          <w:sz w:val="24"/>
-        </w:rPr>
-        <w:t>哈佛商学院推出 699 美元创业训练营，讲师 AI 数字分身提供路演反馈</w:t>
-      </w:r>
-    </w:p>
-    <w:p>
-      <w:r>
-        <w:rPr>
-          <w:rFonts w:ascii="Times New Roman" w:hAnsi="Times New Roman" w:eastAsia="宋体"/>
-          <w:color w:val="888888"/>
-          <w:sz w:val="18"/>
-        </w:rPr>
-        <w:t>来源:IT之家 | 时间:08-23 07:58</w:t>
+        <w:t>来源:Bing新闻 | 时间:08-22 11:20</w:t>
       </w:r>
     </w:p>
     <w:p>
@@ -556,7 +556,7 @@
             <w:color w:val="0563C1"/>
             <w:u w:val="single"/>
           </w:rPr>
-          <w:t>哈佛商学院推出 699 美元创业训练营，讲师 AI 数字分身提供路演反馈</w:t>
+          <w:t>雷鸟 iO AI 眼镜体验：全天智记是亮点，堪比随身助理</w:t>
         </w:r>
       </w:hyperlink>
     </w:p>
@@ -682,57 +682,6 @@
           <w:color w:val="888888"/>
           <w:sz w:val="24"/>
         </w:rPr>
-        <w:t>雷鸟推出iO AI眼镜，售价2499元支持全天候AI记忆</w:t>
-      </w:r>
-    </w:p>
-    <w:p>
-      <w:r>
-        <w:rPr>
-          <w:rFonts w:ascii="Times New Roman" w:hAnsi="Times New Roman" w:eastAsia="宋体"/>
-          <w:color w:val="888888"/>
-          <w:sz w:val="18"/>
-        </w:rPr>
-        <w:t>来源:Bing新闻 | 时间:08-21 18:33</w:t>
-      </w:r>
-    </w:p>
-    <w:p>
-      <w:r>
-        <w:rPr>
-          <w:rFonts w:ascii="Times New Roman" w:hAnsi="Times New Roman" w:eastAsia="宋体"/>
-          <w:sz w:val="18"/>
-        </w:rPr>
-        <w:t>链接:</w:t>
-      </w:r>
-      <w:hyperlink r:id="rId21">
-        <w:r>
-          <w:rPr>
-            <w:color w:val="0563C1"/>
-            <w:u w:val="single"/>
-          </w:rPr>
-          <w:t>雷鸟推出iO AI眼镜，售价2499元支持全天候AI记忆</w:t>
-        </w:r>
-      </w:hyperlink>
-    </w:p>
-    <w:p>
-      <w:pPr>
-        <w:pStyle w:val="Heading3"/>
-      </w:pPr>
-      <w:r>
-        <w:rPr>
-          <w:rFonts w:ascii="Times New Roman" w:hAnsi="Times New Roman" w:eastAsia="黑体"/>
-          <w:b w:val="0"/>
-          <w:color w:val="888888"/>
-          <w:sz w:val="24"/>
-        </w:rPr>
-        <w:t>【C级·参考】</w:t>
-      </w:r>
-      <w:r>
-        <w:rPr>
-          <w:rFonts w:ascii="Times New Roman" w:hAnsi="Times New Roman" w:eastAsia="黑体"/>
-          <w:b w:val="0"/>
-          <w:color w:val="888888"/>
-          <w:sz w:val="24"/>
-        </w:rPr>
         <w:t>1996元！2026年AI眼镜王炸来了：34g双目显示、全天48小时续航</w:t>
       </w:r>
     </w:p>
@@ -754,7 +703,7 @@
         </w:rPr>
         <w:t>链接:</w:t>
       </w:r>
-      <w:hyperlink r:id="rId22">
+      <w:hyperlink r:id="rId21">
         <w:r>
           <w:rPr>
             <w:color w:val="0563C1"/>
@@ -805,7 +754,7 @@
         </w:rPr>
         <w:t>链接:</w:t>
       </w:r>
-      <w:hyperlink r:id="rId23">
+      <w:hyperlink r:id="rId22">
         <w:r>
           <w:rPr>
             <w:color w:val="0563C1"/>
@@ -856,7 +805,7 @@
         </w:rPr>
         <w:t>链接:</w:t>
       </w:r>
-      <w:hyperlink r:id="rId24">
+      <w:hyperlink r:id="rId23">
         <w:r>
           <w:rPr>
             <w:color w:val="0563C1"/>
@@ -907,7 +856,7 @@
         </w:rPr>
         <w:t>链接:</w:t>
       </w:r>
-      <w:hyperlink r:id="rId25">
+      <w:hyperlink r:id="rId24">
         <w:r>
           <w:rPr>
             <w:color w:val="0563C1"/>
@@ -928,6 +877,57 @@
         </w:rPr>
         <w:t>机器人/AI硬件</w:t>
       </w:r>
+    </w:p>
+    <w:p>
+      <w:pPr>
+        <w:pStyle w:val="Heading3"/>
+      </w:pPr>
+      <w:r>
+        <w:rPr>
+          <w:rFonts w:ascii="Times New Roman" w:hAnsi="Times New Roman" w:eastAsia="黑体"/>
+          <w:b w:val="0"/>
+          <w:color w:val="888888"/>
+          <w:sz w:val="24"/>
+        </w:rPr>
+        <w:t>【C级·参考】</w:t>
+      </w:r>
+      <w:r>
+        <w:rPr>
+          <w:rFonts w:ascii="Times New Roman" w:hAnsi="Times New Roman" w:eastAsia="黑体"/>
+          <w:b w:val="0"/>
+          <w:color w:val="888888"/>
+          <w:sz w:val="24"/>
+        </w:rPr>
+        <w:t>38.15s 跑完 400 米再次刷新人类纪录：北京人形天工 Ultra 夺得本届人形机器人运动会首金</w:t>
+      </w:r>
+    </w:p>
+    <w:p>
+      <w:r>
+        <w:rPr>
+          <w:rFonts w:ascii="Times New Roman" w:hAnsi="Times New Roman" w:eastAsia="宋体"/>
+          <w:color w:val="888888"/>
+          <w:sz w:val="18"/>
+        </w:rPr>
+        <w:t>来源:IT之家 | 时间:08-23 16:16</w:t>
+      </w:r>
+    </w:p>
+    <w:p>
+      <w:r>
+        <w:rPr>
+          <w:rFonts w:ascii="Times New Roman" w:hAnsi="Times New Roman" w:eastAsia="宋体"/>
+          <w:sz w:val="18"/>
+        </w:rPr>
+        <w:t>链接:</w:t>
+      </w:r>
+      <w:hyperlink r:id="rId25">
+        <w:r>
+          <w:rPr>
+            <w:color w:val="0563C1"/>
+            <w:u w:val="single"/>
+          </w:rPr>
+          <w:t>38.15s 跑完 400 米再次刷新人类纪录：北京人形天工 Ultra 夺得本届人形机器人运动会首金</w:t>
+        </w:r>
+      </w:hyperlink>
     </w:p>
     <w:p>
       <w:pPr>
@@ -1584,57 +1584,6 @@
     </w:p>
     <w:p>
       <w:pPr>
-        <w:pStyle w:val="Heading3"/>
-      </w:pPr>
-      <w:r>
-        <w:rPr>
-          <w:rFonts w:ascii="Times New Roman" w:hAnsi="Times New Roman" w:eastAsia="黑体"/>
-          <w:b w:val="0"/>
-          <w:color w:val="888888"/>
-          <w:sz w:val="24"/>
-        </w:rPr>
-        <w:t>【C级·参考】</w:t>
-      </w:r>
-      <w:r>
-        <w:rPr>
-          <w:rFonts w:ascii="Times New Roman" w:hAnsi="Times New Roman" w:eastAsia="黑体"/>
-          <w:b w:val="0"/>
-          <w:color w:val="888888"/>
-          <w:sz w:val="24"/>
-        </w:rPr>
-        <w:t>中国 AG.AL 首夺 2026EWC 电竞世俱杯俱乐部总冠军，力压 FALCONS</w:t>
-      </w:r>
-    </w:p>
-    <w:p>
-      <w:r>
-        <w:rPr>
-          <w:rFonts w:ascii="Times New Roman" w:hAnsi="Times New Roman" w:eastAsia="宋体"/>
-          <w:color w:val="888888"/>
-          <w:sz w:val="18"/>
-        </w:rPr>
-        <w:t>来源:IT之家 | 时间:08-23 08:32</w:t>
-      </w:r>
-    </w:p>
-    <w:p>
-      <w:r>
-        <w:rPr>
-          <w:rFonts w:ascii="Times New Roman" w:hAnsi="Times New Roman" w:eastAsia="宋体"/>
-          <w:sz w:val="18"/>
-        </w:rPr>
-        <w:t>链接:</w:t>
-      </w:r>
-      <w:hyperlink r:id="rId38">
-        <w:r>
-          <w:rPr>
-            <w:color w:val="0563C1"/>
-            <w:u w:val="single"/>
-          </w:rPr>
-          <w:t>中国 AG.AL 首夺 2026EWC 电竞世俱杯俱乐部总冠军，力压 FALCONS</w:t>
-        </w:r>
-      </w:hyperlink>
-    </w:p>
-    <w:p>
-      <w:pPr>
         <w:pStyle w:val="Heading2"/>
       </w:pPr>
       <w:r>
@@ -1676,7 +1625,7 @@
           <w:rFonts w:ascii="Times New Roman" w:hAnsi="Times New Roman" w:eastAsia="宋体"/>
           <w:sz w:val="18"/>
         </w:rPr>
-        <w:t>IT之家(60)、GameLook(0)、HackerNews(5)、Bing新闻(7)</w:t>
+        <w:t>IT之家(60)、GameLook(0)、HackerNews(5)、Bing新闻(6)</w:t>
       </w:r>
     </w:p>
     <w:p>
